--- a/202312/MIS41抄録（鹿児島大学＿天野）.docx
+++ b/202312/MIS41抄録（鹿児島大学＿天野）.docx
@@ -100,7 +100,16 @@
         <w:t xml:space="preserve"> </w:t>
       </w:r>
       <w:r>
-        <w:t>一方、本研究はこのような指標のみからでは見えにくい被引用数の変動やこれによる順位の変動のようなダイナミクスに着目する。</w:t>
+        <w:t>一方、本研究</w:t>
+      </w:r>
+      <w:r>
+        <w:rPr>
+          <w:rFonts w:hint="eastAsia"/>
+        </w:rPr>
+        <w:t>で</w:t>
+      </w:r>
+      <w:r>
+        <w:t>はこのような指標のみからでは見えにくい被引用数の変動やこれによる順位の変動のようなダイナミクスに着目する。</w:t>
       </w:r>
       <w:r>
         <w:rPr>
@@ -698,7 +707,19 @@
         <w:rPr>
           <w:rFonts w:hint="eastAsia"/>
         </w:rPr>
-        <w:t>からこの年までを減衰期間とする）、とした。この結果</w:t>
+        <w:t>からこの</w:t>
+      </w:r>
+      <w:r>
+        <w:rPr>
+          <w:rFonts w:hint="eastAsia"/>
+        </w:rPr>
+        <w:t>最初の</w:t>
+      </w:r>
+      <w:r>
+        <w:rPr>
+          <w:rFonts w:hint="eastAsia"/>
+        </w:rPr>
+        <w:t>年までを減衰期間とする）、とした。この結果</w:t>
       </w:r>
       <w:r>
         <w:t>142</w:t>
@@ -761,7 +782,22 @@
         <w:t>が</w:t>
       </w:r>
       <w:r>
-        <w:t>6~7/6~7</w:t>
+        <w:t>6~7</w:t>
+      </w:r>
+      <w:r>
+        <w:rPr>
+          <w:rFonts w:hint="eastAsia"/>
+        </w:rPr>
+        <w:t>年</w:t>
+      </w:r>
+      <w:r>
+        <w:t>/6~7</w:t>
+      </w:r>
+      <w:r>
+        <w:rPr>
+          <w:rFonts w:hint="eastAsia"/>
+        </w:rPr>
+        <w:t>年</w:t>
       </w:r>
       <w:r>
         <w:rPr>

--- a/202312/MIS41抄録（鹿児島大学＿天野）.docx
+++ b/202312/MIS41抄録（鹿児島大学＿天野）.docx
@@ -109,7 +109,16 @@
         <w:t>で</w:t>
       </w:r>
       <w:r>
-        <w:t>はこのような指標のみからでは見えにくい被引用数の変動やこれによる順位の変動のようなダイナミクスに着目する。</w:t>
+        <w:t>はこのような</w:t>
+      </w:r>
+      <w:r>
+        <w:rPr>
+          <w:rFonts w:hint="eastAsia"/>
+        </w:rPr>
+        <w:t>既存の</w:t>
+      </w:r>
+      <w:r>
+        <w:t>指標のみからでは見えにくい被引用数の変動やこれによる順位の変動のようなダイナミクスに着目する。</w:t>
       </w:r>
       <w:r>
         <w:rPr>
@@ -118,7 +127,22 @@
         <w:t>本研究では</w:t>
       </w:r>
       <w:r>
-        <w:t xml:space="preserve">PubMed annual baseline (2023) </w:t>
+        <w:t>FTP</w:t>
+      </w:r>
+      <w:r>
+        <w:rPr>
+          <w:rFonts w:hint="eastAsia"/>
+        </w:rPr>
+        <w:t>版</w:t>
+      </w:r>
+      <w:r>
+        <w:t xml:space="preserve">PubMed </w:t>
+      </w:r>
+      <w:r>
+        <w:t>a</w:t>
+      </w:r>
+      <w:r>
+        <w:t xml:space="preserve">nnual baseline (2023) </w:t>
       </w:r>
       <w:r>
         <w:rPr>

--- a/202312/MIS41抄録（鹿児島大学＿天野）.docx
+++ b/202312/MIS41抄録（鹿児島大学＿天野）.docx
@@ -773,7 +773,19 @@
         <w:rPr>
           <w:rFonts w:hint="eastAsia"/>
         </w:rPr>
-        <w:t>確認すると、最大被引用までの期間の最頻値が</w:t>
+        <w:t>確認すると、</w:t>
+      </w:r>
+      <w:r>
+        <w:rPr>
+          <w:rFonts w:hint="eastAsia"/>
+        </w:rPr>
+        <w:t>出版から</w:t>
+      </w:r>
+      <w:r>
+        <w:rPr>
+          <w:rFonts w:hint="eastAsia"/>
+        </w:rPr>
+        <w:t>最大被引用までの期間の最頻値が</w:t>
       </w:r>
       <w:r>
         <w:t>4~5</w:t>
@@ -863,7 +875,19 @@
         <w:rPr>
           <w:rFonts w:hint="eastAsia"/>
         </w:rPr>
-        <w:t>オブソレッセンス到達論文の最大被引用までの期間および減衰期間については過去の報告</w:t>
+        <w:t>オブソレッセンス到達論文の</w:t>
+      </w:r>
+      <w:r>
+        <w:rPr>
+          <w:rFonts w:hint="eastAsia"/>
+        </w:rPr>
+        <w:t>出版から</w:t>
+      </w:r>
+      <w:r>
+        <w:rPr>
+          <w:rFonts w:hint="eastAsia"/>
+        </w:rPr>
+        <w:t>最大被引用までの期間および減衰期間については過去の報告</w:t>
       </w:r>
       <w:r>
         <w:rPr>
@@ -899,31 +923,7 @@
         <w:rPr>
           <w:rFonts w:hint="eastAsia"/>
         </w:rPr>
-        <w:t>性</w:t>
-      </w:r>
-      <w:r>
-        <w:rPr>
-          <w:rFonts w:hint="eastAsia"/>
-        </w:rPr>
-        <w:t>（</w:t>
-      </w:r>
-      <w:r>
-        <w:rPr>
-          <w:rFonts w:hint="eastAsia"/>
-        </w:rPr>
-        <w:t>多峰性</w:t>
-      </w:r>
-      <w:r>
-        <w:rPr>
-          <w:rFonts w:hint="eastAsia"/>
-        </w:rPr>
-        <w:t>）</w:t>
-      </w:r>
-      <w:r>
-        <w:rPr>
-          <w:rFonts w:hint="eastAsia"/>
-        </w:rPr>
-        <w:t>との関係を検証するため</w:t>
+        <w:t>性との関係を検証するため</w:t>
       </w:r>
       <w:r>
         <w:rPr>

--- a/202312/MIS41抄録（鹿児島大学＿天野）.docx
+++ b/202312/MIS41抄録（鹿児島大学＿天野）.docx
@@ -265,7 +265,19 @@
         <w:rPr>
           <w:rFonts w:hint="eastAsia"/>
         </w:rPr>
-        <w:t>であり、被引用数全体の</w:t>
+        <w:t>であり、被引用数</w:t>
+      </w:r>
+      <w:r>
+        <w:rPr>
+          <w:rFonts w:hint="eastAsia"/>
+        </w:rPr>
+        <w:t>では</w:t>
+      </w:r>
+      <w:r>
+        <w:rPr>
+          <w:rFonts w:hint="eastAsia"/>
+        </w:rPr>
+        <w:t>全体の</w:t>
       </w:r>
       <w:r>
         <w:t>1.7%</w:t>
